--- a/mokdong1/2mid/word/md1s2_L5_test_exam.docx
+++ b/mokdong1/2mid/word/md1s2_L5_test_exam.docx
@@ -19,10 +19,10 @@
     </w:p>
     <w:p>
       <w:pPr>
-        <w:spacing w:after="80"/>
         <w:pBdr>
           <w:bottom w:val="single" w:sz="8" w:space="2" w:color="1F3864"/>
         </w:pBdr>
+        <w:spacing w:after="80"/>
       </w:pPr>
       <w:r>
         <w:rPr>
@@ -75,13 +75,13 @@
     </w:p>
     <w:p>
       <w:pPr>
-        <w:spacing w:after="60"/>
         <w:pBdr>
           <w:top w:val="single" w:sz="4" w:space="3" w:color="9AA9C2"/>
           <w:left w:val="single" w:sz="4" w:space="3" w:color="9AA9C2"/>
           <w:bottom w:val="single" w:sz="4" w:space="3" w:color="9AA9C2"/>
           <w:right w:val="single" w:sz="4" w:space="3" w:color="9AA9C2"/>
         </w:pBdr>
+        <w:spacing w:after="60"/>
         <w:ind w:left="57" w:right="57"/>
       </w:pPr>
       <w:r>
@@ -306,8 +306,6 @@
     </w:p>
     <w:p>
       <w:pPr>
-        <w:spacing w:after="30"/>
-        <w:ind w:left="57" w:right="57"/>
         <w:pBdr>
           <w:top w:val="single" w:sz="4" w:space="3" w:color="8DA2C4"/>
           <w:left w:val="single" w:sz="4" w:space="3" w:color="8DA2C4"/>
@@ -315,6 +313,8 @@
           <w:right w:val="single" w:sz="4" w:space="3" w:color="8DA2C4"/>
         </w:pBdr>
         <w:shd w:val="clear" w:color="auto" w:fill="F7F9FC"/>
+        <w:spacing w:after="30"/>
+        <w:ind w:left="57" w:right="57"/>
       </w:pPr>
       <w:r>
         <w:rPr>
@@ -517,8 +517,6 @@
     </w:p>
     <w:p>
       <w:pPr>
-        <w:spacing w:after="30"/>
-        <w:ind w:left="57" w:right="57"/>
         <w:pBdr>
           <w:top w:val="single" w:sz="4" w:space="3" w:color="8DA2C4"/>
           <w:left w:val="single" w:sz="4" w:space="3" w:color="8DA2C4"/>
@@ -526,6 +524,8 @@
           <w:right w:val="single" w:sz="4" w:space="3" w:color="8DA2C4"/>
         </w:pBdr>
         <w:shd w:val="clear" w:color="auto" w:fill="F7F9FC"/>
+        <w:spacing w:after="30"/>
+        <w:ind w:left="57" w:right="57"/>
       </w:pPr>
       <w:r>
         <w:rPr>
@@ -689,8 +689,6 @@
     </w:p>
     <w:p>
       <w:pPr>
-        <w:spacing w:after="30"/>
-        <w:ind w:left="57" w:right="57"/>
         <w:pBdr>
           <w:top w:val="single" w:sz="4" w:space="3" w:color="8DA2C4"/>
           <w:left w:val="single" w:sz="4" w:space="3" w:color="8DA2C4"/>
@@ -698,6 +696,8 @@
           <w:right w:val="single" w:sz="4" w:space="3" w:color="8DA2C4"/>
         </w:pBdr>
         <w:shd w:val="clear" w:color="auto" w:fill="F7F9FC"/>
+        <w:spacing w:after="30"/>
+        <w:ind w:left="57" w:right="57"/>
       </w:pPr>
       <w:r>
         <w:rPr>
@@ -867,8 +867,6 @@
     </w:p>
     <w:p>
       <w:pPr>
-        <w:spacing w:after="30"/>
-        <w:ind w:left="57" w:right="57"/>
         <w:pBdr>
           <w:top w:val="single" w:sz="4" w:space="3" w:color="8DA2C4"/>
           <w:left w:val="single" w:sz="4" w:space="3" w:color="8DA2C4"/>
@@ -876,6 +874,8 @@
           <w:right w:val="single" w:sz="4" w:space="3" w:color="8DA2C4"/>
         </w:pBdr>
         <w:shd w:val="clear" w:color="auto" w:fill="F7F9FC"/>
+        <w:spacing w:after="30"/>
+        <w:ind w:left="57" w:right="57"/>
       </w:pPr>
       <w:r>
         <w:rPr>
@@ -1027,8 +1027,6 @@
     </w:p>
     <w:p>
       <w:pPr>
-        <w:spacing w:after="30"/>
-        <w:ind w:left="57" w:right="57"/>
         <w:pBdr>
           <w:top w:val="single" w:sz="4" w:space="3" w:color="8DA2C4"/>
           <w:left w:val="single" w:sz="4" w:space="3" w:color="8DA2C4"/>
@@ -1036,6 +1034,8 @@
           <w:right w:val="single" w:sz="4" w:space="3" w:color="8DA2C4"/>
         </w:pBdr>
         <w:shd w:val="clear" w:color="auto" w:fill="F7F9FC"/>
+        <w:spacing w:after="30"/>
+        <w:ind w:left="57" w:right="57"/>
       </w:pPr>
       <w:r>
         <w:rPr>
@@ -1175,8 +1175,6 @@
     </w:p>
     <w:p>
       <w:pPr>
-        <w:spacing w:after="30"/>
-        <w:ind w:left="57" w:right="57"/>
         <w:pBdr>
           <w:top w:val="single" w:sz="4" w:space="3" w:color="8DA2C4"/>
           <w:left w:val="single" w:sz="4" w:space="3" w:color="8DA2C4"/>
@@ -1184,6 +1182,8 @@
           <w:right w:val="single" w:sz="4" w:space="3" w:color="8DA2C4"/>
         </w:pBdr>
         <w:shd w:val="clear" w:color="auto" w:fill="F7F9FC"/>
+        <w:spacing w:after="30"/>
+        <w:ind w:left="57" w:right="57"/>
       </w:pPr>
       <w:r>
         <w:rPr>
@@ -1497,8 +1497,6 @@
     </w:p>
     <w:p>
       <w:pPr>
-        <w:spacing w:after="30"/>
-        <w:ind w:left="57" w:right="57"/>
         <w:pBdr>
           <w:top w:val="single" w:sz="4" w:space="3" w:color="8DA2C4"/>
           <w:left w:val="single" w:sz="4" w:space="3" w:color="8DA2C4"/>
@@ -1506,6 +1504,8 @@
           <w:right w:val="single" w:sz="4" w:space="3" w:color="8DA2C4"/>
         </w:pBdr>
         <w:shd w:val="clear" w:color="auto" w:fill="F7F9FC"/>
+        <w:spacing w:after="30"/>
+        <w:ind w:left="57" w:right="57"/>
       </w:pPr>
       <w:r>
         <w:rPr>
@@ -1678,8 +1678,6 @@
     </w:p>
     <w:p>
       <w:pPr>
-        <w:spacing w:after="30"/>
-        <w:ind w:left="57" w:right="57"/>
         <w:pBdr>
           <w:top w:val="single" w:sz="4" w:space="3" w:color="8DA2C4"/>
           <w:left w:val="single" w:sz="4" w:space="3" w:color="8DA2C4"/>
@@ -1687,6 +1685,8 @@
           <w:right w:val="single" w:sz="4" w:space="3" w:color="8DA2C4"/>
         </w:pBdr>
         <w:shd w:val="clear" w:color="auto" w:fill="F7F9FC"/>
+        <w:spacing w:after="30"/>
+        <w:ind w:left="57" w:right="57"/>
       </w:pPr>
       <w:r>
         <w:rPr>
@@ -1766,8 +1766,6 @@
     </w:p>
     <w:p>
       <w:pPr>
-        <w:spacing w:after="30"/>
-        <w:ind w:left="57" w:right="57"/>
         <w:pBdr>
           <w:top w:val="single" w:sz="4" w:space="3" w:color="8DA2C4"/>
           <w:left w:val="single" w:sz="4" w:space="3" w:color="8DA2C4"/>
@@ -1775,6 +1773,8 @@
           <w:right w:val="single" w:sz="4" w:space="3" w:color="8DA2C4"/>
         </w:pBdr>
         <w:shd w:val="clear" w:color="auto" w:fill="F7F9FC"/>
+        <w:spacing w:after="30"/>
+        <w:ind w:left="57" w:right="57"/>
       </w:pPr>
       <w:r>
         <w:rPr>
@@ -1914,8 +1914,6 @@
     </w:p>
     <w:p>
       <w:pPr>
-        <w:spacing w:after="30"/>
-        <w:ind w:left="57" w:right="57"/>
         <w:pBdr>
           <w:top w:val="single" w:sz="4" w:space="3" w:color="8DA2C4"/>
           <w:left w:val="single" w:sz="4" w:space="3" w:color="8DA2C4"/>
@@ -1923,6 +1921,8 @@
           <w:right w:val="single" w:sz="4" w:space="3" w:color="8DA2C4"/>
         </w:pBdr>
         <w:shd w:val="clear" w:color="auto" w:fill="F7F9FC"/>
+        <w:spacing w:after="30"/>
+        <w:ind w:left="57" w:right="57"/>
       </w:pPr>
       <w:r>
         <w:rPr>
@@ -2809,8 +2809,6 @@
     </w:p>
     <w:p>
       <w:pPr>
-        <w:spacing w:after="30"/>
-        <w:ind w:left="57" w:right="57"/>
         <w:pBdr>
           <w:top w:val="single" w:sz="4" w:space="3" w:color="8DA2C4"/>
           <w:left w:val="single" w:sz="4" w:space="3" w:color="8DA2C4"/>
@@ -2818,6 +2816,8 @@
           <w:right w:val="single" w:sz="4" w:space="3" w:color="8DA2C4"/>
         </w:pBdr>
         <w:shd w:val="clear" w:color="auto" w:fill="F7F9FC"/>
+        <w:spacing w:after="30"/>
+        <w:ind w:left="57" w:right="57"/>
       </w:pPr>
       <w:r>
         <w:rPr>
@@ -2942,8 +2942,6 @@
     </w:p>
     <w:p>
       <w:pPr>
-        <w:spacing w:after="30"/>
-        <w:ind w:left="57" w:right="57"/>
         <w:pBdr>
           <w:top w:val="single" w:sz="4" w:space="3" w:color="8DA2C4"/>
           <w:left w:val="single" w:sz="4" w:space="3" w:color="8DA2C4"/>
@@ -2951,6 +2949,8 @@
           <w:right w:val="single" w:sz="4" w:space="3" w:color="8DA2C4"/>
         </w:pBdr>
         <w:shd w:val="clear" w:color="auto" w:fill="F7F9FC"/>
+        <w:spacing w:after="30"/>
+        <w:ind w:left="57" w:right="57"/>
       </w:pPr>
       <w:r>
         <w:rPr>
@@ -3144,8 +3144,6 @@
     </w:p>
     <w:p>
       <w:pPr>
-        <w:spacing w:after="30"/>
-        <w:ind w:left="57" w:right="57"/>
         <w:pBdr>
           <w:top w:val="single" w:sz="4" w:space="3" w:color="8DA2C4"/>
           <w:left w:val="single" w:sz="4" w:space="3" w:color="8DA2C4"/>
@@ -3153,6 +3151,8 @@
           <w:right w:val="single" w:sz="4" w:space="3" w:color="8DA2C4"/>
         </w:pBdr>
         <w:shd w:val="clear" w:color="auto" w:fill="F7F9FC"/>
+        <w:spacing w:after="30"/>
+        <w:ind w:left="57" w:right="57"/>
       </w:pPr>
       <w:r>
         <w:rPr>
@@ -3175,8 +3175,6 @@
     </w:p>
     <w:p>
       <w:pPr>
-        <w:spacing w:after="30"/>
-        <w:ind w:left="57" w:right="57"/>
         <w:pBdr>
           <w:top w:val="single" w:sz="4" w:space="3" w:color="8DA2C4"/>
           <w:left w:val="single" w:sz="4" w:space="3" w:color="8DA2C4"/>
@@ -3184,6 +3182,8 @@
           <w:right w:val="single" w:sz="4" w:space="3" w:color="8DA2C4"/>
         </w:pBdr>
         <w:shd w:val="clear" w:color="auto" w:fill="F7F9FC"/>
+        <w:spacing w:after="30"/>
+        <w:ind w:left="57" w:right="57"/>
       </w:pPr>
       <w:r>
         <w:rPr>
@@ -3329,8 +3329,6 @@
     </w:p>
     <w:p>
       <w:pPr>
-        <w:spacing w:after="30"/>
-        <w:ind w:left="57" w:right="57"/>
         <w:pBdr>
           <w:top w:val="single" w:sz="4" w:space="3" w:color="8DA2C4"/>
           <w:left w:val="single" w:sz="4" w:space="3" w:color="8DA2C4"/>
@@ -3338,6 +3336,8 @@
           <w:right w:val="single" w:sz="4" w:space="3" w:color="8DA2C4"/>
         </w:pBdr>
         <w:shd w:val="clear" w:color="auto" w:fill="F7F9FC"/>
+        <w:spacing w:after="30"/>
+        <w:ind w:left="57" w:right="57"/>
       </w:pPr>
       <w:r>
         <w:rPr>
@@ -3507,8 +3507,6 @@
     </w:p>
     <w:p>
       <w:pPr>
-        <w:spacing w:after="30"/>
-        <w:ind w:left="57" w:right="57"/>
         <w:pBdr>
           <w:top w:val="single" w:sz="4" w:space="3" w:color="8DA2C4"/>
           <w:left w:val="single" w:sz="4" w:space="3" w:color="8DA2C4"/>
@@ -3516,6 +3514,8 @@
           <w:right w:val="single" w:sz="4" w:space="3" w:color="8DA2C4"/>
         </w:pBdr>
         <w:shd w:val="clear" w:color="auto" w:fill="F7F9FC"/>
+        <w:spacing w:after="30"/>
+        <w:ind w:left="57" w:right="57"/>
       </w:pPr>
       <w:r>
         <w:rPr>
@@ -3655,8 +3655,6 @@
     </w:p>
     <w:p>
       <w:pPr>
-        <w:spacing w:after="30"/>
-        <w:ind w:left="57" w:right="57"/>
         <w:pBdr>
           <w:top w:val="single" w:sz="4" w:space="3" w:color="8DA2C4"/>
           <w:left w:val="single" w:sz="4" w:space="3" w:color="8DA2C4"/>
@@ -3664,6 +3662,8 @@
           <w:right w:val="single" w:sz="4" w:space="3" w:color="8DA2C4"/>
         </w:pBdr>
         <w:shd w:val="clear" w:color="auto" w:fill="F7F9FC"/>
+        <w:spacing w:after="30"/>
+        <w:ind w:left="57" w:right="57"/>
       </w:pPr>
       <w:r>
         <w:rPr>
@@ -4065,8 +4065,8 @@
           <w:type w:val="continuous"/>
           <w:pgSz w:w="11906" w:h="16838"/>
           <w:pgMar w:top="680" w:right="794" w:bottom="624" w:left="794" w:header="720" w:footer="720" w:gutter="0"/>
+          <w:cols w:num="2" w:space="396" w:sep="1"/>
           <w:docGrid w:linePitch="360"/>
-          <w:cols w:num="2" w:space="396" w:sep="1"/>
         </w:sectPr>
       </w:pPr>
     </w:p>
@@ -4663,8 +4663,8 @@
     <w:sectPr>
       <w:pgSz w:w="11906" w:h="16838"/>
       <w:pgMar w:top="680" w:right="794" w:bottom="624" w:left="794" w:header="720" w:footer="720" w:gutter="0"/>
+      <w:cols w:num="1" w:space="396"/>
       <w:docGrid w:linePitch="360"/>
-      <w:cols w:num="1" w:space="396"/>
     </w:sectPr>
   </w:body>
 </w:document>

--- a/mokdong1/2mid/word/md1s2_L5_test_exam.docx
+++ b/mokdong1/2mid/word/md1s2_L5_test_exam.docx
@@ -19,10 +19,10 @@
     </w:p>
     <w:p>
       <w:pPr>
+        <w:spacing w:after="80"/>
         <w:pBdr>
           <w:bottom w:val="single" w:sz="8" w:space="2" w:color="1F3864"/>
         </w:pBdr>
-        <w:spacing w:after="80"/>
       </w:pPr>
       <w:r>
         <w:rPr>
@@ -75,13 +75,13 @@
     </w:p>
     <w:p>
       <w:pPr>
+        <w:spacing w:after="60"/>
         <w:pBdr>
           <w:top w:val="single" w:sz="4" w:space="3" w:color="9AA9C2"/>
           <w:left w:val="single" w:sz="4" w:space="3" w:color="9AA9C2"/>
           <w:bottom w:val="single" w:sz="4" w:space="3" w:color="9AA9C2"/>
           <w:right w:val="single" w:sz="4" w:space="3" w:color="9AA9C2"/>
         </w:pBdr>
-        <w:spacing w:after="60"/>
         <w:ind w:left="57" w:right="57"/>
       </w:pPr>
       <w:r>
@@ -306,6 +306,8 @@
     </w:p>
     <w:p>
       <w:pPr>
+        <w:spacing w:after="30"/>
+        <w:ind w:left="57" w:right="57"/>
         <w:pBdr>
           <w:top w:val="single" w:sz="4" w:space="3" w:color="8DA2C4"/>
           <w:left w:val="single" w:sz="4" w:space="3" w:color="8DA2C4"/>
@@ -313,8 +315,6 @@
           <w:right w:val="single" w:sz="4" w:space="3" w:color="8DA2C4"/>
         </w:pBdr>
         <w:shd w:val="clear" w:color="auto" w:fill="F7F9FC"/>
-        <w:spacing w:after="30"/>
-        <w:ind w:left="57" w:right="57"/>
       </w:pPr>
       <w:r>
         <w:rPr>
@@ -323,7 +323,7 @@
           <w:sz w:val="20"/>
           <w:u w:val="none"/>
         </w:rPr>
-        <w:t>a person who saw something happen, such as a crime</w:t>
+        <w:t>n. someone who saw a crime or an accident</w:t>
       </w:r>
       <w:r>
         <w:br/>
@@ -419,7 +419,7 @@
           <w:sz w:val="20"/>
           <w:u w:val="none"/>
         </w:rPr>
-        <w:t>① janitor: a person whose job is to clean a building</w:t>
+        <w:t>① janitor: a person in charge of cleaning and fixing things in a building</w:t>
       </w:r>
     </w:p>
     <w:p>
@@ -434,7 +434,7 @@
           <w:sz w:val="20"/>
           <w:u w:val="none"/>
         </w:rPr>
-        <w:t>② suspect: a person who is thought to have done a crime</w:t>
+        <w:t>② suspect: a person who is believed to be guilty of something</w:t>
       </w:r>
     </w:p>
     <w:p>
@@ -449,7 +449,7 @@
           <w:sz w:val="20"/>
           <w:u w:val="none"/>
         </w:rPr>
-        <w:t>③ criminal: a person who has done something against the law</w:t>
+        <w:t>③ criminal: a person who does something against the law, like stealing or hurting others</w:t>
       </w:r>
     </w:p>
     <w:p>
@@ -464,7 +464,7 @@
           <w:sz w:val="20"/>
           <w:u w:val="none"/>
         </w:rPr>
-        <w:t>④ wig: a hat that keeps your head warm in winter</w:t>
+        <w:t>④ wig: an animal that you keep at home</w:t>
       </w:r>
     </w:p>
     <w:p>
@@ -479,7 +479,7 @@
           <w:sz w:val="20"/>
           <w:u w:val="none"/>
         </w:rPr>
-        <w:t>⑤ guard: a person who protects a place or a person</w:t>
+        <w:t>⑤ guard: a person whose job is to protect a person, place or thing from danger or attack</w:t>
       </w:r>
     </w:p>
     <w:p>
@@ -517,6 +517,8 @@
     </w:p>
     <w:p>
       <w:pPr>
+        <w:spacing w:after="30"/>
+        <w:ind w:left="57" w:right="57"/>
         <w:pBdr>
           <w:top w:val="single" w:sz="4" w:space="3" w:color="8DA2C4"/>
           <w:left w:val="single" w:sz="4" w:space="3" w:color="8DA2C4"/>
@@ -524,8 +526,6 @@
           <w:right w:val="single" w:sz="4" w:space="3" w:color="8DA2C4"/>
         </w:pBdr>
         <w:shd w:val="clear" w:color="auto" w:fill="F7F9FC"/>
-        <w:spacing w:after="30"/>
-        <w:ind w:left="57" w:right="57"/>
       </w:pPr>
       <w:r>
         <w:rPr>
@@ -689,6 +689,8 @@
     </w:p>
     <w:p>
       <w:pPr>
+        <w:spacing w:after="30"/>
+        <w:ind w:left="57" w:right="57"/>
         <w:pBdr>
           <w:top w:val="single" w:sz="4" w:space="3" w:color="8DA2C4"/>
           <w:left w:val="single" w:sz="4" w:space="3" w:color="8DA2C4"/>
@@ -696,8 +698,6 @@
           <w:right w:val="single" w:sz="4" w:space="3" w:color="8DA2C4"/>
         </w:pBdr>
         <w:shd w:val="clear" w:color="auto" w:fill="F7F9FC"/>
-        <w:spacing w:after="30"/>
-        <w:ind w:left="57" w:right="57"/>
       </w:pPr>
       <w:r>
         <w:rPr>
@@ -867,6 +867,8 @@
     </w:p>
     <w:p>
       <w:pPr>
+        <w:spacing w:after="30"/>
+        <w:ind w:left="57" w:right="57"/>
         <w:pBdr>
           <w:top w:val="single" w:sz="4" w:space="3" w:color="8DA2C4"/>
           <w:left w:val="single" w:sz="4" w:space="3" w:color="8DA2C4"/>
@@ -874,8 +876,6 @@
           <w:right w:val="single" w:sz="4" w:space="3" w:color="8DA2C4"/>
         </w:pBdr>
         <w:shd w:val="clear" w:color="auto" w:fill="F7F9FC"/>
-        <w:spacing w:after="30"/>
-        <w:ind w:left="57" w:right="57"/>
       </w:pPr>
       <w:r>
         <w:rPr>
@@ -1027,6 +1027,8 @@
     </w:p>
     <w:p>
       <w:pPr>
+        <w:spacing w:after="30"/>
+        <w:ind w:left="57" w:right="57"/>
         <w:pBdr>
           <w:top w:val="single" w:sz="4" w:space="3" w:color="8DA2C4"/>
           <w:left w:val="single" w:sz="4" w:space="3" w:color="8DA2C4"/>
@@ -1034,8 +1036,6 @@
           <w:right w:val="single" w:sz="4" w:space="3" w:color="8DA2C4"/>
         </w:pBdr>
         <w:shd w:val="clear" w:color="auto" w:fill="F7F9FC"/>
-        <w:spacing w:after="30"/>
-        <w:ind w:left="57" w:right="57"/>
       </w:pPr>
       <w:r>
         <w:rPr>
@@ -1175,6 +1175,8 @@
     </w:p>
     <w:p>
       <w:pPr>
+        <w:spacing w:after="30"/>
+        <w:ind w:left="57" w:right="57"/>
         <w:pBdr>
           <w:top w:val="single" w:sz="4" w:space="3" w:color="8DA2C4"/>
           <w:left w:val="single" w:sz="4" w:space="3" w:color="8DA2C4"/>
@@ -1182,8 +1184,6 @@
           <w:right w:val="single" w:sz="4" w:space="3" w:color="8DA2C4"/>
         </w:pBdr>
         <w:shd w:val="clear" w:color="auto" w:fill="F7F9FC"/>
-        <w:spacing w:after="30"/>
-        <w:ind w:left="57" w:right="57"/>
       </w:pPr>
       <w:r>
         <w:rPr>
@@ -1497,6 +1497,8 @@
     </w:p>
     <w:p>
       <w:pPr>
+        <w:spacing w:after="30"/>
+        <w:ind w:left="57" w:right="57"/>
         <w:pBdr>
           <w:top w:val="single" w:sz="4" w:space="3" w:color="8DA2C4"/>
           <w:left w:val="single" w:sz="4" w:space="3" w:color="8DA2C4"/>
@@ -1504,8 +1506,6 @@
           <w:right w:val="single" w:sz="4" w:space="3" w:color="8DA2C4"/>
         </w:pBdr>
         <w:shd w:val="clear" w:color="auto" w:fill="F7F9FC"/>
-        <w:spacing w:after="30"/>
-        <w:ind w:left="57" w:right="57"/>
       </w:pPr>
       <w:r>
         <w:rPr>
@@ -1678,6 +1678,8 @@
     </w:p>
     <w:p>
       <w:pPr>
+        <w:spacing w:after="30"/>
+        <w:ind w:left="57" w:right="57"/>
         <w:pBdr>
           <w:top w:val="single" w:sz="4" w:space="3" w:color="8DA2C4"/>
           <w:left w:val="single" w:sz="4" w:space="3" w:color="8DA2C4"/>
@@ -1685,8 +1687,6 @@
           <w:right w:val="single" w:sz="4" w:space="3" w:color="8DA2C4"/>
         </w:pBdr>
         <w:shd w:val="clear" w:color="auto" w:fill="F7F9FC"/>
-        <w:spacing w:after="30"/>
-        <w:ind w:left="57" w:right="57"/>
       </w:pPr>
       <w:r>
         <w:rPr>
@@ -1766,6 +1766,8 @@
     </w:p>
     <w:p>
       <w:pPr>
+        <w:spacing w:after="30"/>
+        <w:ind w:left="57" w:right="57"/>
         <w:pBdr>
           <w:top w:val="single" w:sz="4" w:space="3" w:color="8DA2C4"/>
           <w:left w:val="single" w:sz="4" w:space="3" w:color="8DA2C4"/>
@@ -1773,8 +1775,6 @@
           <w:right w:val="single" w:sz="4" w:space="3" w:color="8DA2C4"/>
         </w:pBdr>
         <w:shd w:val="clear" w:color="auto" w:fill="F7F9FC"/>
-        <w:spacing w:after="30"/>
-        <w:ind w:left="57" w:right="57"/>
       </w:pPr>
       <w:r>
         <w:rPr>
@@ -1914,6 +1914,8 @@
     </w:p>
     <w:p>
       <w:pPr>
+        <w:spacing w:after="30"/>
+        <w:ind w:left="57" w:right="57"/>
         <w:pBdr>
           <w:top w:val="single" w:sz="4" w:space="3" w:color="8DA2C4"/>
           <w:left w:val="single" w:sz="4" w:space="3" w:color="8DA2C4"/>
@@ -1921,8 +1923,6 @@
           <w:right w:val="single" w:sz="4" w:space="3" w:color="8DA2C4"/>
         </w:pBdr>
         <w:shd w:val="clear" w:color="auto" w:fill="F7F9FC"/>
-        <w:spacing w:after="30"/>
-        <w:ind w:left="57" w:right="57"/>
       </w:pPr>
       <w:r>
         <w:rPr>
@@ -2172,19 +2172,20 @@
       <w:tblPr>
         <w:tblStyle w:val="TableGrid"/>
         <w:tblW w:type="auto" w:w="0"/>
+        <w:tblLayout w:type="fixed"/>
         <w:tblLook w:firstColumn="1" w:firstRow="1" w:lastColumn="0" w:lastRow="0" w:noHBand="0" w:noVBand="1" w:val="04A0"/>
       </w:tblPr>
       <w:tblGrid>
-        <w:gridCol w:w="2064"/>
-        <w:gridCol w:w="2064"/>
-        <w:gridCol w:w="2064"/>
-        <w:gridCol w:w="2064"/>
-        <w:gridCol w:w="2064"/>
+        <w:gridCol w:w="952"/>
+        <w:gridCol w:w="952"/>
+        <w:gridCol w:w="952"/>
+        <w:gridCol w:w="952"/>
+        <w:gridCol w:w="952"/>
       </w:tblGrid>
       <w:tr>
         <w:tc>
           <w:tcPr>
-            <w:tcW w:type="dxa" w:w="2064"/>
+            <w:tcW w:type="dxa" w:w="952"/>
           </w:tcPr>
           <w:p>
             <w:pPr>
@@ -2194,7 +2195,7 @@
         </w:tc>
         <w:tc>
           <w:tcPr>
-            <w:tcW w:type="dxa" w:w="2064"/>
+            <w:tcW w:type="dxa" w:w="952"/>
           </w:tcPr>
           <w:p>
             <w:pPr>
@@ -2213,7 +2214,7 @@
         </w:tc>
         <w:tc>
           <w:tcPr>
-            <w:tcW w:type="dxa" w:w="2064"/>
+            <w:tcW w:type="dxa" w:w="952"/>
           </w:tcPr>
           <w:p>
             <w:pPr>
@@ -2232,7 +2233,7 @@
         </w:tc>
         <w:tc>
           <w:tcPr>
-            <w:tcW w:type="dxa" w:w="2064"/>
+            <w:tcW w:type="dxa" w:w="952"/>
           </w:tcPr>
           <w:p>
             <w:pPr>
@@ -2251,7 +2252,7 @@
         </w:tc>
         <w:tc>
           <w:tcPr>
-            <w:tcW w:type="dxa" w:w="2064"/>
+            <w:tcW w:type="dxa" w:w="952"/>
           </w:tcPr>
           <w:p>
             <w:pPr>
@@ -2272,7 +2273,7 @@
       <w:tr>
         <w:tc>
           <w:tcPr>
-            <w:tcW w:type="dxa" w:w="2064"/>
+            <w:tcW w:type="dxa" w:w="952"/>
           </w:tcPr>
           <w:p>
             <w:pPr>
@@ -2291,7 +2292,7 @@
         </w:tc>
         <w:tc>
           <w:tcPr>
-            <w:tcW w:type="dxa" w:w="2064"/>
+            <w:tcW w:type="dxa" w:w="952"/>
           </w:tcPr>
           <w:p>
             <w:pPr>
@@ -2310,7 +2311,7 @@
         </w:tc>
         <w:tc>
           <w:tcPr>
-            <w:tcW w:type="dxa" w:w="2064"/>
+            <w:tcW w:type="dxa" w:w="952"/>
           </w:tcPr>
           <w:p>
             <w:pPr>
@@ -2329,7 +2330,7 @@
         </w:tc>
         <w:tc>
           <w:tcPr>
-            <w:tcW w:type="dxa" w:w="2064"/>
+            <w:tcW w:type="dxa" w:w="952"/>
           </w:tcPr>
           <w:p>
             <w:pPr>
@@ -2348,7 +2349,7 @@
         </w:tc>
         <w:tc>
           <w:tcPr>
-            <w:tcW w:type="dxa" w:w="2064"/>
+            <w:tcW w:type="dxa" w:w="952"/>
           </w:tcPr>
           <w:p>
             <w:pPr>
@@ -2369,7 +2370,7 @@
       <w:tr>
         <w:tc>
           <w:tcPr>
-            <w:tcW w:type="dxa" w:w="2064"/>
+            <w:tcW w:type="dxa" w:w="952"/>
           </w:tcPr>
           <w:p>
             <w:pPr>
@@ -2388,7 +2389,7 @@
         </w:tc>
         <w:tc>
           <w:tcPr>
-            <w:tcW w:type="dxa" w:w="2064"/>
+            <w:tcW w:type="dxa" w:w="952"/>
           </w:tcPr>
           <w:p>
             <w:pPr>
@@ -2407,7 +2408,7 @@
         </w:tc>
         <w:tc>
           <w:tcPr>
-            <w:tcW w:type="dxa" w:w="2064"/>
+            <w:tcW w:type="dxa" w:w="952"/>
           </w:tcPr>
           <w:p>
             <w:pPr>
@@ -2426,7 +2427,7 @@
         </w:tc>
         <w:tc>
           <w:tcPr>
-            <w:tcW w:type="dxa" w:w="2064"/>
+            <w:tcW w:type="dxa" w:w="952"/>
           </w:tcPr>
           <w:p>
             <w:pPr>
@@ -2445,7 +2446,7 @@
         </w:tc>
         <w:tc>
           <w:tcPr>
-            <w:tcW w:type="dxa" w:w="2064"/>
+            <w:tcW w:type="dxa" w:w="952"/>
           </w:tcPr>
           <w:p>
             <w:pPr>
@@ -2466,7 +2467,7 @@
       <w:tr>
         <w:tc>
           <w:tcPr>
-            <w:tcW w:type="dxa" w:w="2064"/>
+            <w:tcW w:type="dxa" w:w="952"/>
           </w:tcPr>
           <w:p>
             <w:pPr>
@@ -2485,7 +2486,7 @@
         </w:tc>
         <w:tc>
           <w:tcPr>
-            <w:tcW w:type="dxa" w:w="2064"/>
+            <w:tcW w:type="dxa" w:w="952"/>
           </w:tcPr>
           <w:p>
             <w:pPr>
@@ -2504,7 +2505,7 @@
         </w:tc>
         <w:tc>
           <w:tcPr>
-            <w:tcW w:type="dxa" w:w="2064"/>
+            <w:tcW w:type="dxa" w:w="952"/>
           </w:tcPr>
           <w:p>
             <w:pPr>
@@ -2523,7 +2524,7 @@
         </w:tc>
         <w:tc>
           <w:tcPr>
-            <w:tcW w:type="dxa" w:w="2064"/>
+            <w:tcW w:type="dxa" w:w="952"/>
           </w:tcPr>
           <w:p>
             <w:pPr>
@@ -2542,7 +2543,7 @@
         </w:tc>
         <w:tc>
           <w:tcPr>
-            <w:tcW w:type="dxa" w:w="2064"/>
+            <w:tcW w:type="dxa" w:w="952"/>
           </w:tcPr>
           <w:p>
             <w:pPr>
@@ -2563,7 +2564,7 @@
       <w:tr>
         <w:tc>
           <w:tcPr>
-            <w:tcW w:type="dxa" w:w="2064"/>
+            <w:tcW w:type="dxa" w:w="952"/>
           </w:tcPr>
           <w:p>
             <w:pPr>
@@ -2582,7 +2583,7 @@
         </w:tc>
         <w:tc>
           <w:tcPr>
-            <w:tcW w:type="dxa" w:w="2064"/>
+            <w:tcW w:type="dxa" w:w="952"/>
           </w:tcPr>
           <w:p>
             <w:pPr>
@@ -2601,7 +2602,7 @@
         </w:tc>
         <w:tc>
           <w:tcPr>
-            <w:tcW w:type="dxa" w:w="2064"/>
+            <w:tcW w:type="dxa" w:w="952"/>
           </w:tcPr>
           <w:p>
             <w:pPr>
@@ -2620,7 +2621,7 @@
         </w:tc>
         <w:tc>
           <w:tcPr>
-            <w:tcW w:type="dxa" w:w="2064"/>
+            <w:tcW w:type="dxa" w:w="952"/>
           </w:tcPr>
           <w:p>
             <w:pPr>
@@ -2639,7 +2640,7 @@
         </w:tc>
         <w:tc>
           <w:tcPr>
-            <w:tcW w:type="dxa" w:w="2064"/>
+            <w:tcW w:type="dxa" w:w="952"/>
           </w:tcPr>
           <w:p>
             <w:pPr>
@@ -2809,6 +2810,8 @@
     </w:p>
     <w:p>
       <w:pPr>
+        <w:spacing w:after="30"/>
+        <w:ind w:left="57" w:right="57"/>
         <w:pBdr>
           <w:top w:val="single" w:sz="4" w:space="3" w:color="8DA2C4"/>
           <w:left w:val="single" w:sz="4" w:space="3" w:color="8DA2C4"/>
@@ -2816,8 +2819,6 @@
           <w:right w:val="single" w:sz="4" w:space="3" w:color="8DA2C4"/>
         </w:pBdr>
         <w:shd w:val="clear" w:color="auto" w:fill="F7F9FC"/>
-        <w:spacing w:after="30"/>
-        <w:ind w:left="57" w:right="57"/>
       </w:pPr>
       <w:r>
         <w:rPr>
@@ -2942,6 +2943,8 @@
     </w:p>
     <w:p>
       <w:pPr>
+        <w:spacing w:after="30"/>
+        <w:ind w:left="57" w:right="57"/>
         <w:pBdr>
           <w:top w:val="single" w:sz="4" w:space="3" w:color="8DA2C4"/>
           <w:left w:val="single" w:sz="4" w:space="3" w:color="8DA2C4"/>
@@ -2949,8 +2952,6 @@
           <w:right w:val="single" w:sz="4" w:space="3" w:color="8DA2C4"/>
         </w:pBdr>
         <w:shd w:val="clear" w:color="auto" w:fill="F7F9FC"/>
-        <w:spacing w:after="30"/>
-        <w:ind w:left="57" w:right="57"/>
       </w:pPr>
       <w:r>
         <w:rPr>
@@ -3144,6 +3145,8 @@
     </w:p>
     <w:p>
       <w:pPr>
+        <w:spacing w:after="30"/>
+        <w:ind w:left="57" w:right="57"/>
         <w:pBdr>
           <w:top w:val="single" w:sz="4" w:space="3" w:color="8DA2C4"/>
           <w:left w:val="single" w:sz="4" w:space="3" w:color="8DA2C4"/>
@@ -3151,8 +3154,6 @@
           <w:right w:val="single" w:sz="4" w:space="3" w:color="8DA2C4"/>
         </w:pBdr>
         <w:shd w:val="clear" w:color="auto" w:fill="F7F9FC"/>
-        <w:spacing w:after="30"/>
-        <w:ind w:left="57" w:right="57"/>
       </w:pPr>
       <w:r>
         <w:rPr>
@@ -3175,6 +3176,8 @@
     </w:p>
     <w:p>
       <w:pPr>
+        <w:spacing w:after="30"/>
+        <w:ind w:left="57" w:right="57"/>
         <w:pBdr>
           <w:top w:val="single" w:sz="4" w:space="3" w:color="8DA2C4"/>
           <w:left w:val="single" w:sz="4" w:space="3" w:color="8DA2C4"/>
@@ -3182,8 +3185,6 @@
           <w:right w:val="single" w:sz="4" w:space="3" w:color="8DA2C4"/>
         </w:pBdr>
         <w:shd w:val="clear" w:color="auto" w:fill="F7F9FC"/>
-        <w:spacing w:after="30"/>
-        <w:ind w:left="57" w:right="57"/>
       </w:pPr>
       <w:r>
         <w:rPr>
@@ -3329,6 +3330,8 @@
     </w:p>
     <w:p>
       <w:pPr>
+        <w:spacing w:after="30"/>
+        <w:ind w:left="57" w:right="57"/>
         <w:pBdr>
           <w:top w:val="single" w:sz="4" w:space="3" w:color="8DA2C4"/>
           <w:left w:val="single" w:sz="4" w:space="3" w:color="8DA2C4"/>
@@ -3336,8 +3339,6 @@
           <w:right w:val="single" w:sz="4" w:space="3" w:color="8DA2C4"/>
         </w:pBdr>
         <w:shd w:val="clear" w:color="auto" w:fill="F7F9FC"/>
-        <w:spacing w:after="30"/>
-        <w:ind w:left="57" w:right="57"/>
       </w:pPr>
       <w:r>
         <w:rPr>
@@ -3507,6 +3508,8 @@
     </w:p>
     <w:p>
       <w:pPr>
+        <w:spacing w:after="30"/>
+        <w:ind w:left="57" w:right="57"/>
         <w:pBdr>
           <w:top w:val="single" w:sz="4" w:space="3" w:color="8DA2C4"/>
           <w:left w:val="single" w:sz="4" w:space="3" w:color="8DA2C4"/>
@@ -3514,8 +3517,6 @@
           <w:right w:val="single" w:sz="4" w:space="3" w:color="8DA2C4"/>
         </w:pBdr>
         <w:shd w:val="clear" w:color="auto" w:fill="F7F9FC"/>
-        <w:spacing w:after="30"/>
-        <w:ind w:left="57" w:right="57"/>
       </w:pPr>
       <w:r>
         <w:rPr>
@@ -3655,6 +3656,8 @@
     </w:p>
     <w:p>
       <w:pPr>
+        <w:spacing w:after="30"/>
+        <w:ind w:left="57" w:right="57"/>
         <w:pBdr>
           <w:top w:val="single" w:sz="4" w:space="3" w:color="8DA2C4"/>
           <w:left w:val="single" w:sz="4" w:space="3" w:color="8DA2C4"/>
@@ -3662,8 +3665,6 @@
           <w:right w:val="single" w:sz="4" w:space="3" w:color="8DA2C4"/>
         </w:pBdr>
         <w:shd w:val="clear" w:color="auto" w:fill="F7F9FC"/>
-        <w:spacing w:after="30"/>
-        <w:ind w:left="57" w:right="57"/>
       </w:pPr>
       <w:r>
         <w:rPr>
@@ -3757,16 +3758,17 @@
       <w:tblPr>
         <w:tblStyle w:val="TableGrid"/>
         <w:tblW w:type="auto" w:w="0"/>
+        <w:tblLayout w:type="fixed"/>
         <w:tblLook w:firstColumn="1" w:firstRow="1" w:lastColumn="0" w:lastRow="0" w:noHBand="0" w:noVBand="1" w:val="04A0"/>
       </w:tblPr>
       <w:tblGrid>
-        <w:gridCol w:w="5159"/>
-        <w:gridCol w:w="5159"/>
+        <w:gridCol w:w="2381"/>
+        <w:gridCol w:w="2381"/>
       </w:tblGrid>
       <w:tr>
         <w:tc>
           <w:tcPr>
-            <w:tcW w:type="dxa" w:w="5159"/>
+            <w:tcW w:type="dxa" w:w="2381"/>
           </w:tcPr>
           <w:p>
             <w:pPr>
@@ -3785,7 +3787,7 @@
         </w:tc>
         <w:tc>
           <w:tcPr>
-            <w:tcW w:type="dxa" w:w="5159"/>
+            <w:tcW w:type="dxa" w:w="2381"/>
           </w:tcPr>
           <w:p>
             <w:pPr>
@@ -3806,7 +3808,7 @@
       <w:tr>
         <w:tc>
           <w:tcPr>
-            <w:tcW w:type="dxa" w:w="5159"/>
+            <w:tcW w:type="dxa" w:w="2381"/>
           </w:tcPr>
           <w:p>
             <w:pPr>
@@ -3825,7 +3827,7 @@
         </w:tc>
         <w:tc>
           <w:tcPr>
-            <w:tcW w:type="dxa" w:w="5159"/>
+            <w:tcW w:type="dxa" w:w="2381"/>
           </w:tcPr>
           <w:p>
             <w:pPr>
@@ -3846,7 +3848,7 @@
       <w:tr>
         <w:tc>
           <w:tcPr>
-            <w:tcW w:type="dxa" w:w="5159"/>
+            <w:tcW w:type="dxa" w:w="2381"/>
           </w:tcPr>
           <w:p>
             <w:pPr>
@@ -3865,7 +3867,7 @@
         </w:tc>
         <w:tc>
           <w:tcPr>
-            <w:tcW w:type="dxa" w:w="5159"/>
+            <w:tcW w:type="dxa" w:w="2381"/>
           </w:tcPr>
           <w:p>
             <w:pPr>
@@ -3886,7 +3888,7 @@
       <w:tr>
         <w:tc>
           <w:tcPr>
-            <w:tcW w:type="dxa" w:w="5159"/>
+            <w:tcW w:type="dxa" w:w="2381"/>
           </w:tcPr>
           <w:p>
             <w:pPr>
@@ -3905,7 +3907,7 @@
         </w:tc>
         <w:tc>
           <w:tcPr>
-            <w:tcW w:type="dxa" w:w="5159"/>
+            <w:tcW w:type="dxa" w:w="2381"/>
           </w:tcPr>
           <w:p>
             <w:pPr>
@@ -3926,7 +3928,7 @@
       <w:tr>
         <w:tc>
           <w:tcPr>
-            <w:tcW w:type="dxa" w:w="5159"/>
+            <w:tcW w:type="dxa" w:w="2381"/>
           </w:tcPr>
           <w:p>
             <w:pPr>
@@ -3945,7 +3947,7 @@
         </w:tc>
         <w:tc>
           <w:tcPr>
-            <w:tcW w:type="dxa" w:w="5159"/>
+            <w:tcW w:type="dxa" w:w="2381"/>
           </w:tcPr>
           <w:p>
             <w:pPr>
@@ -4065,8 +4067,8 @@
           <w:type w:val="continuous"/>
           <w:pgSz w:w="11906" w:h="16838"/>
           <w:pgMar w:top="680" w:right="794" w:bottom="624" w:left="794" w:header="720" w:footer="720" w:gutter="0"/>
+          <w:docGrid w:linePitch="360"/>
           <w:cols w:num="2" w:space="396" w:sep="1"/>
-          <w:docGrid w:linePitch="360"/>
         </w:sectPr>
       </w:pPr>
     </w:p>
@@ -4663,8 +4665,8 @@
     <w:sectPr>
       <w:pgSz w:w="11906" w:h="16838"/>
       <w:pgMar w:top="680" w:right="794" w:bottom="624" w:left="794" w:header="720" w:footer="720" w:gutter="0"/>
+      <w:docGrid w:linePitch="360"/>
       <w:cols w:num="1" w:space="396"/>
-      <w:docGrid w:linePitch="360"/>
     </w:sectPr>
   </w:body>
 </w:document>
